--- a/docs/research/mvp/final/v01-product/success-metrics.docx
+++ b/docs/research/mvp/final/v01-product/success-metrics.docx
@@ -10,7 +10,7 @@
         <w:t xml:space="preserve">Success Metrics (KPIs) — counts-only, no-flow-by-construction</w:t>
       </w:r>
     </w:p>
-    <w:bookmarkStart w:id="20" w:name="X7081202799f714fae0c2fc99786d4becdded83f"/>
+    <w:bookmarkStart w:id="26" w:name="X7081202799f714fae0c2fc99786d4becdded83f"/>
     <w:p>
       <w:pPr>
         <w:pStyle w:val="Heading1"/>
@@ -597,7 +597,7 @@
       </w:r>
     </w:p>
     <w:bookmarkEnd w:id="9"/>
-    <w:bookmarkStart w:id="10" w:name="X9f50fa68eda287a6ab7fdbc9e5b9b5055da8161"/>
+    <w:bookmarkStart w:id="13" w:name="X9f50fa68eda287a6ab7fdbc9e5b9b5055da8161"/>
     <w:p>
       <w:pPr>
         <w:pStyle w:val="Heading2"/>
@@ -1002,11 +1002,46 @@
         <w:pStyle w:val="FirstParagraph"/>
       </w:pPr>
       <w:r>
-        <w:rPr>
-          <w:b/>
-          <w:bCs/>
-        </w:rPr>
-        <w:t xml:space="preserve">[MERMAID RENDER FAILED — block #1]</w:t>
+        <w:drawing>
+          <wp:inline>
+            <wp:extent cx="5334000" cy="3279321"/>
+            <wp:effectExtent b="0" l="0" r="0" t="0"/>
+            <wp:docPr descr="diagram" title="" id="11" name="Picture"/>
+            <a:graphic>
+              <a:graphicData uri="http://schemas.openxmlformats.org/drawingml/2006/picture">
+                <pic:pic>
+                  <pic:nvPicPr>
+                    <pic:cNvPr descr="/tmp/.private/milosvasic/tmp.sEsm3SxZRv/img/diagram_001_52d09ec5238a.png" id="12" name="Picture"/>
+                    <pic:cNvPicPr>
+                      <a:picLocks noChangeArrowheads="1" noChangeAspect="1"/>
+                    </pic:cNvPicPr>
+                  </pic:nvPicPr>
+                  <pic:blipFill>
+                    <a:blip r:embed="rId10"/>
+                    <a:stretch>
+                      <a:fillRect/>
+                    </a:stretch>
+                  </pic:blipFill>
+                  <pic:spPr bwMode="auto">
+                    <a:xfrm>
+                      <a:off x="0" y="0"/>
+                      <a:ext cx="5334000" cy="3279321"/>
+                    </a:xfrm>
+                    <a:prstGeom prst="rect">
+                      <a:avLst/>
+                    </a:prstGeom>
+                    <a:noFill/>
+                    <a:ln w="9525">
+                      <a:noFill/>
+                      <a:headEnd/>
+                      <a:tailEnd/>
+                    </a:ln>
+                  </pic:spPr>
+                </pic:pic>
+              </a:graphicData>
+            </a:graphic>
+          </wp:inline>
+        </w:drawing>
       </w:r>
     </w:p>
     <w:p>
@@ -1077,8 +1112,8 @@
         </w:pict>
       </w:r>
     </w:p>
-    <w:bookmarkEnd w:id="10"/>
-    <w:bookmarkStart w:id="11" w:name="X4946f96647e7ee9e5905e7ecb1a878b25393c58"/>
+    <w:bookmarkEnd w:id="13"/>
+    <w:bookmarkStart w:id="14" w:name="X4946f96647e7ee9e5905e7ecb1a878b25393c58"/>
     <w:p>
       <w:pPr>
         <w:pStyle w:val="Heading2"/>
@@ -1416,8 +1451,8 @@
         </w:pict>
       </w:r>
     </w:p>
-    <w:bookmarkEnd w:id="11"/>
-    <w:bookmarkStart w:id="12" w:name="X0f382bde29d44a759e45ef09f2857444c0b5d96"/>
+    <w:bookmarkEnd w:id="14"/>
+    <w:bookmarkStart w:id="15" w:name="X0f382bde29d44a759e45ef09f2857444c0b5d96"/>
     <w:p>
       <w:pPr>
         <w:pStyle w:val="Heading2"/>
@@ -2195,8 +2230,8 @@
         </w:pict>
       </w:r>
     </w:p>
-    <w:bookmarkEnd w:id="12"/>
-    <w:bookmarkStart w:id="13" w:name="Xf837c469a0cdb80b5552758c6830a86e5ab6908"/>
+    <w:bookmarkEnd w:id="15"/>
+    <w:bookmarkStart w:id="16" w:name="Xf837c469a0cdb80b5552758c6830a86e5ab6908"/>
     <w:p>
       <w:pPr>
         <w:pStyle w:val="Heading2"/>
@@ -2961,8 +2996,8 @@
         </w:pict>
       </w:r>
     </w:p>
-    <w:bookmarkEnd w:id="13"/>
-    <w:bookmarkStart w:id="14" w:name="X87a35c81984a22469736a279f5209cde2ff2a69"/>
+    <w:bookmarkEnd w:id="16"/>
+    <w:bookmarkStart w:id="17" w:name="X87a35c81984a22469736a279f5209cde2ff2a69"/>
     <w:p>
       <w:pPr>
         <w:pStyle w:val="Heading2"/>
@@ -3635,8 +3670,8 @@
         </w:pict>
       </w:r>
     </w:p>
-    <w:bookmarkEnd w:id="14"/>
-    <w:bookmarkStart w:id="15" w:name="Xf0ac407df42b5b2ad41a3667a2ce9273acd2aaf"/>
+    <w:bookmarkEnd w:id="17"/>
+    <w:bookmarkStart w:id="18" w:name="Xf0ac407df42b5b2ad41a3667a2ce9273acd2aaf"/>
     <w:p>
       <w:pPr>
         <w:pStyle w:val="Heading2"/>
@@ -4191,8 +4226,8 @@
         </w:pict>
       </w:r>
     </w:p>
-    <w:bookmarkEnd w:id="15"/>
-    <w:bookmarkStart w:id="16" w:name="X2ec7a5be951896d58fdec694f4d3333203f0286"/>
+    <w:bookmarkEnd w:id="18"/>
+    <w:bookmarkStart w:id="19" w:name="X2ec7a5be951896d58fdec694f4d3333203f0286"/>
     <w:p>
       <w:pPr>
         <w:pStyle w:val="Heading2"/>
@@ -4749,8 +4784,8 @@
         </w:pict>
       </w:r>
     </w:p>
-    <w:bookmarkEnd w:id="16"/>
-    <w:bookmarkStart w:id="17" w:name="X33560096c42bfa94687951add9e2a7a77fd346b"/>
+    <w:bookmarkEnd w:id="19"/>
+    <w:bookmarkStart w:id="20" w:name="X33560096c42bfa94687951add9e2a7a77fd346b"/>
     <w:p>
       <w:pPr>
         <w:pStyle w:val="Heading2"/>
@@ -5244,8 +5279,8 @@
         </w:pict>
       </w:r>
     </w:p>
-    <w:bookmarkEnd w:id="17"/>
-    <w:bookmarkStart w:id="18" w:name="X26fc53676452840885f5608ddb31e2c06dc9a95"/>
+    <w:bookmarkEnd w:id="20"/>
+    <w:bookmarkStart w:id="24" w:name="X26fc53676452840885f5608ddb31e2c06dc9a95"/>
     <w:p>
       <w:pPr>
         <w:pStyle w:val="Heading2"/>
@@ -5600,11 +5635,46 @@
         <w:pStyle w:val="BodyText"/>
       </w:pPr>
       <w:r>
-        <w:rPr>
-          <w:b/>
-          <w:bCs/>
-        </w:rPr>
-        <w:t xml:space="preserve">[MERMAID RENDER FAILED — block #2]</w:t>
+        <w:drawing>
+          <wp:inline>
+            <wp:extent cx="5334000" cy="3238500"/>
+            <wp:effectExtent b="0" l="0" r="0" t="0"/>
+            <wp:docPr descr="diagram" title="" id="22" name="Picture"/>
+            <a:graphic>
+              <a:graphicData uri="http://schemas.openxmlformats.org/drawingml/2006/picture">
+                <pic:pic>
+                  <pic:nvPicPr>
+                    <pic:cNvPr descr="/tmp/.private/milosvasic/tmp.sEsm3SxZRv/img/diagram_002_8758f84cc466.png" id="23" name="Picture"/>
+                    <pic:cNvPicPr>
+                      <a:picLocks noChangeArrowheads="1" noChangeAspect="1"/>
+                    </pic:cNvPicPr>
+                  </pic:nvPicPr>
+                  <pic:blipFill>
+                    <a:blip r:embed="rId21"/>
+                    <a:stretch>
+                      <a:fillRect/>
+                    </a:stretch>
+                  </pic:blipFill>
+                  <pic:spPr bwMode="auto">
+                    <a:xfrm>
+                      <a:off x="0" y="0"/>
+                      <a:ext cx="5334000" cy="3238500"/>
+                    </a:xfrm>
+                    <a:prstGeom prst="rect">
+                      <a:avLst/>
+                    </a:prstGeom>
+                    <a:noFill/>
+                    <a:ln w="9525">
+                      <a:noFill/>
+                      <a:headEnd/>
+                      <a:tailEnd/>
+                    </a:ln>
+                  </pic:spPr>
+                </pic:pic>
+              </a:graphicData>
+            </a:graphic>
+          </wp:inline>
+        </w:drawing>
       </w:r>
     </w:p>
     <w:p>
@@ -5687,8 +5757,8 @@
         </w:pict>
       </w:r>
     </w:p>
-    <w:bookmarkEnd w:id="18"/>
-    <w:bookmarkStart w:id="19" w:name="sources-verified"/>
+    <w:bookmarkEnd w:id="24"/>
+    <w:bookmarkStart w:id="25" w:name="sources-verified"/>
     <w:p>
       <w:pPr>
         <w:pStyle w:val="Heading2"/>
@@ -6131,8 +6201,8 @@
         <w:t xml:space="preserve">§11.4.65/§11.4.153 (HTML+PDF[+DOCX] exports follow in refinement).</w:t>
       </w:r>
     </w:p>
-    <w:bookmarkEnd w:id="19"/>
-    <w:bookmarkEnd w:id="20"/>
+    <w:bookmarkEnd w:id="25"/>
+    <w:bookmarkEnd w:id="26"/>
     <w:sectPr>
       <w:footnotePr>
         <w:numRestart w:val="eachSect"/>
